--- a/a7/build/out/u6/A7 6.04 Pythagorean Theorem in Real-World Problems - Question Bank - Key.docx
+++ b/a7/build/out/u6/A7 6.04 Pythagorean Theorem in Real-World Problems - Question Bank - Key.docx
@@ -260,7 +260,7 @@
                 <w:color w:val="1A1A1A"/>
                 <w:sz w:val="22"/>
               </w:rPr>
-              <w:t>A TV screen is 9 in tall and 12 in wide. How long is its diagonal?</w:t>
+              <w:t>A TV screen is 9 inches tall and 12 inches wide. How long is its diagonal?</w:t>
             </w:r>
           </w:p>
           <w:p>
@@ -581,7 +581,7 @@
                 <w:color w:val="6B6B6B"/>
                 <w:sz w:val="19"/>
               </w:rPr>
-              <w:t>Around 14 m, across 10 m.</w:t>
+              <w:t>Along two sides 14 m, across 10 m.</w:t>
             </w:r>
           </w:p>
         </w:tc>
@@ -648,7 +648,7 @@
                 <w:color w:val="1A1A1A"/>
                 <w:sz w:val="22"/>
               </w:rPr>
-              <w:t>Will a 12-in ruler lie flat in a box 8 in by 9 in, corner to corner?</w:t>
+              <w:t>Will a 12-in ruler lie flat in a box 6 inches by 11 inches, corner to corner?</w:t>
             </w:r>
           </w:p>
           <w:p>
@@ -663,7 +663,7 @@
                 <w:color w:val="9E1B32"/>
                 <w:sz w:val="22"/>
               </w:rPr>
-              <w:t>Yes — the diagonal is about 12.04 in, just over 12.</w:t>
+              <w:t>Yes — the diagonal is about 12.5 in.</w:t>
             </w:r>
           </w:p>
           <w:p>
@@ -678,7 +678,7 @@
                 <w:color w:val="6B6B6B"/>
                 <w:sz w:val="19"/>
               </w:rPr>
-              <w:t>64 + 81 = 145; √145 ≈ 12.04.</w:t>
+              <w:t>36 + 121 = 157; √157 ≈ 12.53, so 12.5.</w:t>
             </w:r>
           </w:p>
         </w:tc>

--- a/a7/build/out/u6/A7 6.04 Pythagorean Theorem in Real-World Problems - Question Bank - Key.docx
+++ b/a7/build/out/u6/A7 6.04 Pythagorean Theorem in Real-World Problems - Question Bank - Key.docx
@@ -551,7 +551,7 @@
                 <w:color w:val="1A1A1A"/>
                 <w:sz w:val="22"/>
               </w:rPr>
-              <w:t>A field is 6 m by 8 m. How much shorter is the walk straight across, corner to corner, than the walk along two sides?</w:t>
+              <w:t>A courtyard is 5 m by 12 m. How much shorter is the walk straight across, corner to corner, than the walk along two sides?</w:t>
             </w:r>
           </w:p>
           <w:p>
@@ -581,7 +581,7 @@
                 <w:color w:val="6B6B6B"/>
                 <w:sz w:val="19"/>
               </w:rPr>
-              <w:t>Along two sides 14 m, across 10 m.</w:t>
+              <w:t>Along two sides 17 m, across 13 m.</w:t>
             </w:r>
           </w:p>
         </w:tc>

--- a/a7/build/out/u6/A7 6.04 Pythagorean Theorem in Real-World Problems - Question Bank - Key.docx
+++ b/a7/build/out/u6/A7 6.04 Pythagorean Theorem in Real-World Problems - Question Bank - Key.docx
@@ -551,7 +551,7 @@
                 <w:color w:val="1A1A1A"/>
                 <w:sz w:val="22"/>
               </w:rPr>
-              <w:t>A courtyard is 5 m by 12 m. How much shorter is the walk straight across, corner to corner, than the walk along two sides?</w:t>
+              <w:t>A courtyard is 5 m by 13 m. How much shorter is the walk straight across, corner to corner, than the walk along two sides?</w:t>
             </w:r>
           </w:p>
           <w:p>
@@ -566,7 +566,7 @@
                 <w:color w:val="9E1B32"/>
                 <w:sz w:val="22"/>
               </w:rPr>
-              <w:t>4 m</w:t>
+              <w:t>About 4.1 m</w:t>
             </w:r>
           </w:p>
           <w:p>
@@ -581,7 +581,7 @@
                 <w:color w:val="6B6B6B"/>
                 <w:sz w:val="19"/>
               </w:rPr>
-              <w:t>Along two sides 17 m, across 13 m.</w:t>
+              <w:t>Along two sides 18 m; across √194 ≈ 13.93 m; 18 − 13.93 = 4.07.</w:t>
             </w:r>
           </w:p>
         </w:tc>
